--- a/Volume 1/Chapter 06 - RESTful APIs/SPA_Vol1_Ch6_Lesson6_10_Query_Parameters.docx
+++ b/Volume 1/Chapter 06 - RESTful APIs/SPA_Vol1_Ch6_Lesson6_10_Query_Parameters.docx
@@ -2434,7 +2434,7 @@
         <w:keepNext/>
       </w:pPr>
       <w:r>
-        <w:t>AA14E7E7BD2703694E0A6B6855AF3B8C406102AB1FC56AC905FE33619B31FAA5</w:t>
+        <w:t>DC1E4DE3E0EF3A18F3A5818FAB563EB3FA45D5D3BB1DB527A8D389077ED5EE6C</w:t>
       </w:r>
     </w:p>
     <w:p>
@@ -59143,31 +59143,31 @@
       </w:rPr>
     </w:lvl>
   </w:abstractNum>
-  <w:num w:numId="1" w16cid:durableId="453523755">
+  <w:num w:numId="1" w16cid:durableId="1899511575">
     <w:abstractNumId w:val="8"/>
   </w:num>
-  <w:num w:numId="2" w16cid:durableId="759569830">
+  <w:num w:numId="2" w16cid:durableId="867714723">
     <w:abstractNumId w:val="6"/>
   </w:num>
-  <w:num w:numId="3" w16cid:durableId="2042247413">
+  <w:num w:numId="3" w16cid:durableId="1703355968">
     <w:abstractNumId w:val="5"/>
   </w:num>
-  <w:num w:numId="4" w16cid:durableId="1519470054">
+  <w:num w:numId="4" w16cid:durableId="273558075">
     <w:abstractNumId w:val="4"/>
   </w:num>
-  <w:num w:numId="5" w16cid:durableId="932202">
+  <w:num w:numId="5" w16cid:durableId="441078041">
     <w:abstractNumId w:val="7"/>
   </w:num>
-  <w:num w:numId="6" w16cid:durableId="274217870">
+  <w:num w:numId="6" w16cid:durableId="1899439122">
     <w:abstractNumId w:val="3"/>
   </w:num>
-  <w:num w:numId="7" w16cid:durableId="1057510660">
+  <w:num w:numId="7" w16cid:durableId="1697804340">
     <w:abstractNumId w:val="2"/>
   </w:num>
-  <w:num w:numId="8" w16cid:durableId="484008937">
+  <w:num w:numId="8" w16cid:durableId="987323855">
     <w:abstractNumId w:val="1"/>
   </w:num>
-  <w:num w:numId="9" w16cid:durableId="788011100">
+  <w:num w:numId="9" w16cid:durableId="2104913109">
     <w:abstractNumId w:val="0"/>
   </w:num>
 </w:numbering>

--- a/Volume 1/Chapter 06 - RESTful APIs/SPA_Vol1_Ch6_Lesson6_10_Query_Parameters.docx
+++ b/Volume 1/Chapter 06 - RESTful APIs/SPA_Vol1_Ch6_Lesson6_10_Query_Parameters.docx
@@ -3122,7 +3122,7 @@
         <w:keepNext/>
       </w:pPr>
       <w:r>
-        <w:t>$openssl = "C:\Program Files\Git\mingw64\bin\openssl.exe"</w:t>
+        <w:t>$openssl = "C:\Program Files\Git\ucrt64\bin\openssl.exe"</w:t>
       </w:r>
     </w:p>
     <w:p>
@@ -61529,31 +61529,31 @@
       </w:rPr>
     </w:lvl>
   </w:abstractNum>
-  <w:num w:numId="1" w16cid:durableId="120198181">
+  <w:num w:numId="1" w16cid:durableId="1475413002">
     <w:abstractNumId w:val="8"/>
   </w:num>
-  <w:num w:numId="2" w16cid:durableId="532577244">
+  <w:num w:numId="2" w16cid:durableId="1245336278">
     <w:abstractNumId w:val="6"/>
   </w:num>
-  <w:num w:numId="3" w16cid:durableId="1627269321">
+  <w:num w:numId="3" w16cid:durableId="1240797772">
     <w:abstractNumId w:val="5"/>
   </w:num>
-  <w:num w:numId="4" w16cid:durableId="972755455">
+  <w:num w:numId="4" w16cid:durableId="934478343">
     <w:abstractNumId w:val="4"/>
   </w:num>
-  <w:num w:numId="5" w16cid:durableId="1235312333">
+  <w:num w:numId="5" w16cid:durableId="765661435">
     <w:abstractNumId w:val="7"/>
   </w:num>
-  <w:num w:numId="6" w16cid:durableId="1418476084">
+  <w:num w:numId="6" w16cid:durableId="1512259407">
     <w:abstractNumId w:val="3"/>
   </w:num>
-  <w:num w:numId="7" w16cid:durableId="801533939">
+  <w:num w:numId="7" w16cid:durableId="759253467">
     <w:abstractNumId w:val="2"/>
   </w:num>
-  <w:num w:numId="8" w16cid:durableId="724833168">
+  <w:num w:numId="8" w16cid:durableId="317614092">
     <w:abstractNumId w:val="1"/>
   </w:num>
-  <w:num w:numId="9" w16cid:durableId="1719817819">
+  <w:num w:numId="9" w16cid:durableId="1132601093">
     <w:abstractNumId w:val="0"/>
   </w:num>
 </w:numbering>
